--- a/services/export-service/templates/web/02_toc.docx
+++ b/services/export-service/templates/web/02_toc.docx
@@ -57,7 +57,7 @@
     </w:p>
     <w:sdt>
       <w:sdtPr>
-        <w:id w:val="-1652317356"/>
+        <w:id w:val="2137858985"/>
         <w:docPartObj>
           <w:docPartGallery w:val="Table of Contents"/>
           <w:docPartUnique w:val="1"/>
@@ -149,7 +149,7 @@
               <w:vertAlign w:val="baseline"/>
             </w:rPr>
           </w:pPr>
-          <w:hyperlink w:anchor="_a228w9y3hcdg">
+          <w:hyperlink w:anchor="_1pqoj7vpixsl">
             <w:r>
               <w:rPr>
                 <w:rFonts w:ascii="Times New Roman" w:cs="Times New Roman" w:eastAsia="Times New Roman" w:hAnsi="Times New Roman"/>
@@ -170,7 +170,7 @@
               <w:t xml:space="preserve">1</w:t>
             </w:r>
           </w:hyperlink>
-          <w:hyperlink w:anchor="_a228w9y3hcdg">
+          <w:hyperlink w:anchor="_1pqoj7vpixsl">
             <w:r>
               <w:rPr>
                 <w:rFonts w:ascii="Calibri" w:cs="Calibri" w:eastAsia="Calibri" w:hAnsi="Calibri"/>
@@ -193,7 +193,7 @@
           </w:hyperlink>
           <w:r>
             <w:fldChar w:fldCharType="begin"/>
-            <w:instrText xml:space="preserve"> PAGEREF _a228w9y3hcdg \h </w:instrText>
+            <w:instrText xml:space="preserve"> PAGEREF _1pqoj7vpixsl \h </w:instrText>
             <w:fldChar w:fldCharType="separate"/>
           </w:r>
           <w:r>
@@ -263,7 +263,7 @@
               <w:vertAlign w:val="baseline"/>
             </w:rPr>
           </w:pPr>
-          <w:hyperlink w:anchor="_y1xf5q6mhket">
+          <w:hyperlink w:anchor="_2jek7ikzqhxf">
             <w:r>
               <w:rPr>
                 <w:rFonts w:ascii="Times New Roman" w:cs="Times New Roman" w:eastAsia="Times New Roman" w:hAnsi="Times New Roman"/>
@@ -284,7 +284,7 @@
               <w:t xml:space="preserve">1.1</w:t>
             </w:r>
           </w:hyperlink>
-          <w:hyperlink w:anchor="_y1xf5q6mhket">
+          <w:hyperlink w:anchor="_2jek7ikzqhxf">
             <w:r>
               <w:rPr>
                 <w:rFonts w:ascii="Calibri" w:cs="Calibri" w:eastAsia="Calibri" w:hAnsi="Calibri"/>
@@ -307,7 +307,7 @@
           </w:hyperlink>
           <w:r>
             <w:fldChar w:fldCharType="begin"/>
-            <w:instrText xml:space="preserve"> PAGEREF _y1xf5q6mhket \h </w:instrText>
+            <w:instrText xml:space="preserve"> PAGEREF _2jek7ikzqhxf \h </w:instrText>
             <w:fldChar w:fldCharType="separate"/>
           </w:r>
           <w:r>
@@ -377,7 +377,7 @@
               <w:vertAlign w:val="baseline"/>
             </w:rPr>
           </w:pPr>
-          <w:hyperlink w:anchor="_ew8l269mymq7">
+          <w:hyperlink w:anchor="_n9rks9sfdbo8">
             <w:r>
               <w:rPr>
                 <w:rFonts w:ascii="Times New Roman" w:cs="Times New Roman" w:eastAsia="Times New Roman" w:hAnsi="Times New Roman"/>
@@ -398,7 +398,7 @@
               <w:t xml:space="preserve">1.2</w:t>
             </w:r>
           </w:hyperlink>
-          <w:hyperlink w:anchor="_ew8l269mymq7">
+          <w:hyperlink w:anchor="_n9rks9sfdbo8">
             <w:r>
               <w:rPr>
                 <w:rFonts w:ascii="Calibri" w:cs="Calibri" w:eastAsia="Calibri" w:hAnsi="Calibri"/>
@@ -421,7 +421,7 @@
           </w:hyperlink>
           <w:r>
             <w:fldChar w:fldCharType="begin"/>
-            <w:instrText xml:space="preserve"> PAGEREF _ew8l269mymq7 \h </w:instrText>
+            <w:instrText xml:space="preserve"> PAGEREF _n9rks9sfdbo8 \h </w:instrText>
             <w:fldChar w:fldCharType="separate"/>
           </w:r>
           <w:r>
@@ -491,7 +491,7 @@
               <w:vertAlign w:val="baseline"/>
             </w:rPr>
           </w:pPr>
-          <w:hyperlink w:anchor="_mzucnp53kxj9">
+          <w:hyperlink w:anchor="_28zfe9ruyvfg">
             <w:r>
               <w:rPr>
                 <w:rFonts w:ascii="Times New Roman" w:cs="Times New Roman" w:eastAsia="Times New Roman" w:hAnsi="Times New Roman"/>
@@ -512,7 +512,7 @@
               <w:t xml:space="preserve">1.3</w:t>
             </w:r>
           </w:hyperlink>
-          <w:hyperlink w:anchor="_mzucnp53kxj9">
+          <w:hyperlink w:anchor="_28zfe9ruyvfg">
             <w:r>
               <w:rPr>
                 <w:rFonts w:ascii="Calibri" w:cs="Calibri" w:eastAsia="Calibri" w:hAnsi="Calibri"/>
@@ -535,7 +535,7 @@
           </w:hyperlink>
           <w:r>
             <w:fldChar w:fldCharType="begin"/>
-            <w:instrText xml:space="preserve"> PAGEREF _mzucnp53kxj9 \h </w:instrText>
+            <w:instrText xml:space="preserve"> PAGEREF _28zfe9ruyvfg \h </w:instrText>
             <w:fldChar w:fldCharType="separate"/>
           </w:r>
           <w:r>
@@ -605,7 +605,7 @@
               <w:vertAlign w:val="baseline"/>
             </w:rPr>
           </w:pPr>
-          <w:hyperlink w:anchor="_qtqgtwwtn6qv">
+          <w:hyperlink w:anchor="_c5b01a536wuo">
             <w:r>
               <w:rPr>
                 <w:rFonts w:ascii="Times New Roman" w:cs="Times New Roman" w:eastAsia="Times New Roman" w:hAnsi="Times New Roman"/>
@@ -626,7 +626,7 @@
               <w:t xml:space="preserve">1.4</w:t>
             </w:r>
           </w:hyperlink>
-          <w:hyperlink w:anchor="_qtqgtwwtn6qv">
+          <w:hyperlink w:anchor="_c5b01a536wuo">
             <w:r>
               <w:rPr>
                 <w:rFonts w:ascii="Calibri" w:cs="Calibri" w:eastAsia="Calibri" w:hAnsi="Calibri"/>
@@ -649,7 +649,7 @@
           </w:hyperlink>
           <w:r>
             <w:fldChar w:fldCharType="begin"/>
-            <w:instrText xml:space="preserve"> PAGEREF _qtqgtwwtn6qv \h </w:instrText>
+            <w:instrText xml:space="preserve"> PAGEREF _c5b01a536wuo \h </w:instrText>
             <w:fldChar w:fldCharType="separate"/>
           </w:r>
           <w:r>
@@ -719,7 +719,7 @@
               <w:vertAlign w:val="baseline"/>
             </w:rPr>
           </w:pPr>
-          <w:hyperlink w:anchor="_syxlv3nifgki">
+          <w:hyperlink w:anchor="_gxyynjcuq5gc">
             <w:r>
               <w:rPr>
                 <w:rFonts w:ascii="Times New Roman" w:cs="Times New Roman" w:eastAsia="Times New Roman" w:hAnsi="Times New Roman"/>
@@ -740,7 +740,7 @@
               <w:t xml:space="preserve">1.5</w:t>
             </w:r>
           </w:hyperlink>
-          <w:hyperlink w:anchor="_syxlv3nifgki">
+          <w:hyperlink w:anchor="_gxyynjcuq5gc">
             <w:r>
               <w:rPr>
                 <w:rFonts w:ascii="Calibri" w:cs="Calibri" w:eastAsia="Calibri" w:hAnsi="Calibri"/>
@@ -763,7 +763,7 @@
           </w:hyperlink>
           <w:r>
             <w:fldChar w:fldCharType="begin"/>
-            <w:instrText xml:space="preserve"> PAGEREF _syxlv3nifgki \h </w:instrText>
+            <w:instrText xml:space="preserve"> PAGEREF _gxyynjcuq5gc \h </w:instrText>
             <w:fldChar w:fldCharType="separate"/>
           </w:r>
           <w:r>
@@ -833,7 +833,7 @@
               <w:vertAlign w:val="baseline"/>
             </w:rPr>
           </w:pPr>
-          <w:hyperlink w:anchor="_7se6mmovc6uc">
+          <w:hyperlink w:anchor="_g14kmbfju3sd">
             <w:r>
               <w:rPr>
                 <w:rFonts w:ascii="Times New Roman" w:cs="Times New Roman" w:eastAsia="Times New Roman" w:hAnsi="Times New Roman"/>
@@ -854,7 +854,7 @@
               <w:t xml:space="preserve">2</w:t>
             </w:r>
           </w:hyperlink>
-          <w:hyperlink w:anchor="_7se6mmovc6uc">
+          <w:hyperlink w:anchor="_g14kmbfju3sd">
             <w:r>
               <w:rPr>
                 <w:rFonts w:ascii="Calibri" w:cs="Calibri" w:eastAsia="Calibri" w:hAnsi="Calibri"/>
@@ -877,7 +877,7 @@
           </w:hyperlink>
           <w:r>
             <w:fldChar w:fldCharType="begin"/>
-            <w:instrText xml:space="preserve"> PAGEREF _7se6mmovc6uc \h </w:instrText>
+            <w:instrText xml:space="preserve"> PAGEREF _g14kmbfju3sd \h </w:instrText>
             <w:fldChar w:fldCharType="separate"/>
           </w:r>
           <w:r>
@@ -947,7 +947,7 @@
               <w:vertAlign w:val="baseline"/>
             </w:rPr>
           </w:pPr>
-          <w:hyperlink w:anchor="_7jdrzk7cy699">
+          <w:hyperlink w:anchor="_st9mcf6yxydw">
             <w:r>
               <w:rPr>
                 <w:rFonts w:ascii="Times New Roman" w:cs="Times New Roman" w:eastAsia="Times New Roman" w:hAnsi="Times New Roman"/>
@@ -968,7 +968,7 @@
               <w:t xml:space="preserve">3</w:t>
             </w:r>
           </w:hyperlink>
-          <w:hyperlink w:anchor="_7jdrzk7cy699">
+          <w:hyperlink w:anchor="_st9mcf6yxydw">
             <w:r>
               <w:rPr>
                 <w:rFonts w:ascii="Calibri" w:cs="Calibri" w:eastAsia="Calibri" w:hAnsi="Calibri"/>
@@ -991,7 +991,7 @@
           </w:hyperlink>
           <w:r>
             <w:fldChar w:fldCharType="begin"/>
-            <w:instrText xml:space="preserve"> PAGEREF _7jdrzk7cy699 \h </w:instrText>
+            <w:instrText xml:space="preserve"> PAGEREF _st9mcf6yxydw \h </w:instrText>
             <w:fldChar w:fldCharType="separate"/>
           </w:r>
           <w:r>
@@ -1061,7 +1061,7 @@
               <w:vertAlign w:val="baseline"/>
             </w:rPr>
           </w:pPr>
-          <w:hyperlink w:anchor="_xbd57uqufy0j">
+          <w:hyperlink w:anchor="_15utw47c4rk0">
             <w:r>
               <w:rPr>
                 <w:rFonts w:ascii="Times New Roman" w:cs="Times New Roman" w:eastAsia="Times New Roman" w:hAnsi="Times New Roman"/>
@@ -1082,7 +1082,7 @@
               <w:t xml:space="preserve">3.1</w:t>
             </w:r>
           </w:hyperlink>
-          <w:hyperlink w:anchor="_xbd57uqufy0j">
+          <w:hyperlink w:anchor="_15utw47c4rk0">
             <w:r>
               <w:rPr>
                 <w:rFonts w:ascii="Calibri" w:cs="Calibri" w:eastAsia="Calibri" w:hAnsi="Calibri"/>
@@ -1105,7 +1105,7 @@
           </w:hyperlink>
           <w:r>
             <w:fldChar w:fldCharType="begin"/>
-            <w:instrText xml:space="preserve"> PAGEREF _xbd57uqufy0j \h </w:instrText>
+            <w:instrText xml:space="preserve"> PAGEREF _15utw47c4rk0 \h </w:instrText>
             <w:fldChar w:fldCharType="separate"/>
           </w:r>
           <w:r>
@@ -1175,7 +1175,7 @@
               <w:vertAlign w:val="baseline"/>
             </w:rPr>
           </w:pPr>
-          <w:hyperlink w:anchor="_b4u17xdstbgw">
+          <w:hyperlink w:anchor="_b1mjwjhrv9p">
             <w:r>
               <w:rPr>
                 <w:rFonts w:ascii="Times New Roman" w:cs="Times New Roman" w:eastAsia="Times New Roman" w:hAnsi="Times New Roman"/>
@@ -1196,7 +1196,7 @@
               <w:t xml:space="preserve">4</w:t>
             </w:r>
           </w:hyperlink>
-          <w:hyperlink w:anchor="_b4u17xdstbgw">
+          <w:hyperlink w:anchor="_b1mjwjhrv9p">
             <w:r>
               <w:rPr>
                 <w:rFonts w:ascii="Calibri" w:cs="Calibri" w:eastAsia="Calibri" w:hAnsi="Calibri"/>
@@ -1219,7 +1219,7 @@
           </w:hyperlink>
           <w:r>
             <w:fldChar w:fldCharType="begin"/>
-            <w:instrText xml:space="preserve"> PAGEREF _b4u17xdstbgw \h </w:instrText>
+            <w:instrText xml:space="preserve"> PAGEREF _b1mjwjhrv9p \h </w:instrText>
             <w:fldChar w:fldCharType="separate"/>
           </w:r>
           <w:r>
@@ -1289,7 +1289,7 @@
               <w:vertAlign w:val="baseline"/>
             </w:rPr>
           </w:pPr>
-          <w:hyperlink w:anchor="_m0yov9kgx9uc">
+          <w:hyperlink w:anchor="_qqw4u734e39o">
             <w:r>
               <w:rPr>
                 <w:rFonts w:ascii="Times New Roman" w:cs="Times New Roman" w:eastAsia="Times New Roman" w:hAnsi="Times New Roman"/>
@@ -1310,7 +1310,7 @@
               <w:t xml:space="preserve">4.1</w:t>
             </w:r>
           </w:hyperlink>
-          <w:hyperlink w:anchor="_m0yov9kgx9uc">
+          <w:hyperlink w:anchor="_qqw4u734e39o">
             <w:r>
               <w:rPr>
                 <w:rFonts w:ascii="Calibri" w:cs="Calibri" w:eastAsia="Calibri" w:hAnsi="Calibri"/>
@@ -1333,7 +1333,7 @@
           </w:hyperlink>
           <w:r>
             <w:fldChar w:fldCharType="begin"/>
-            <w:instrText xml:space="preserve"> PAGEREF _m0yov9kgx9uc \h </w:instrText>
+            <w:instrText xml:space="preserve"> PAGEREF _qqw4u734e39o \h </w:instrText>
             <w:fldChar w:fldCharType="separate"/>
           </w:r>
           <w:r>
@@ -1403,7 +1403,7 @@
               <w:vertAlign w:val="baseline"/>
             </w:rPr>
           </w:pPr>
-          <w:hyperlink w:anchor="_549f4wb070v6">
+          <w:hyperlink w:anchor="_h1wlfvdnxr2c">
             <w:r>
               <w:rPr>
                 <w:rFonts w:ascii="Times New Roman" w:cs="Times New Roman" w:eastAsia="Times New Roman" w:hAnsi="Times New Roman"/>
@@ -1424,7 +1424,7 @@
               <w:t xml:space="preserve">4.2</w:t>
             </w:r>
           </w:hyperlink>
-          <w:hyperlink w:anchor="_549f4wb070v6">
+          <w:hyperlink w:anchor="_h1wlfvdnxr2c">
             <w:r>
               <w:rPr>
                 <w:rFonts w:ascii="Calibri" w:cs="Calibri" w:eastAsia="Calibri" w:hAnsi="Calibri"/>
@@ -1447,7 +1447,7 @@
           </w:hyperlink>
           <w:r>
             <w:fldChar w:fldCharType="begin"/>
-            <w:instrText xml:space="preserve"> PAGEREF _549f4wb070v6 \h </w:instrText>
+            <w:instrText xml:space="preserve"> PAGEREF _h1wlfvdnxr2c \h </w:instrText>
             <w:fldChar w:fldCharType="separate"/>
           </w:r>
           <w:r>
@@ -1517,7 +1517,7 @@
               <w:vertAlign w:val="baseline"/>
             </w:rPr>
           </w:pPr>
-          <w:hyperlink w:anchor="_a8s7kvbtm9yy">
+          <w:hyperlink w:anchor="_hft7z6jkkly7">
             <w:r>
               <w:rPr>
                 <w:rFonts w:ascii="Times New Roman" w:cs="Times New Roman" w:eastAsia="Times New Roman" w:hAnsi="Times New Roman"/>
@@ -1538,7 +1538,7 @@
               <w:t xml:space="preserve">5</w:t>
             </w:r>
           </w:hyperlink>
-          <w:hyperlink w:anchor="_a8s7kvbtm9yy">
+          <w:hyperlink w:anchor="_hft7z6jkkly7">
             <w:r>
               <w:rPr>
                 <w:rFonts w:ascii="Calibri" w:cs="Calibri" w:eastAsia="Calibri" w:hAnsi="Calibri"/>
@@ -1561,7 +1561,7 @@
           </w:hyperlink>
           <w:r>
             <w:fldChar w:fldCharType="begin"/>
-            <w:instrText xml:space="preserve"> PAGEREF _a8s7kvbtm9yy \h </w:instrText>
+            <w:instrText xml:space="preserve"> PAGEREF _hft7z6jkkly7 \h </w:instrText>
             <w:fldChar w:fldCharType="separate"/>
           </w:r>
           <w:r>
@@ -1602,196 +1602,6 @@
     <w:p>
       <w:pPr>
         <w:rPr/>
-      </w:pPr>
-      <w:r>
-        <w:rPr>
-          <w:rtl w:val="0"/>
-        </w:rPr>
-      </w:r>
-    </w:p>
-    <w:p>
-      <w:pPr>
-        <w:rPr/>
-      </w:pPr>
-      <w:r>
-        <w:rPr>
-          <w:rtl w:val="0"/>
-        </w:rPr>
-      </w:r>
-    </w:p>
-    <w:p>
-      <w:pPr>
-        <w:rPr/>
-      </w:pPr>
-      <w:r>
-        <w:rPr>
-          <w:rtl w:val="0"/>
-        </w:rPr>
-      </w:r>
-    </w:p>
-    <w:p>
-      <w:pPr>
-        <w:rPr/>
-      </w:pPr>
-      <w:r>
-        <w:rPr>
-          <w:rtl w:val="0"/>
-        </w:rPr>
-      </w:r>
-    </w:p>
-    <w:p>
-      <w:pPr>
-        <w:tabs>
-          <w:tab w:val="left" w:leader="none" w:pos="3778"/>
-          <w:tab w:val="center" w:leader="none" w:pos="4932"/>
-        </w:tabs>
-        <w:rPr>
-          <w:rFonts w:ascii="Nata Sans" w:cs="Nata Sans" w:eastAsia="Nata Sans" w:hAnsi="Nata Sans"/>
-        </w:rPr>
-      </w:pPr>
-      <w:r>
-        <w:rPr>
-          <w:rtl w:val="0"/>
-        </w:rPr>
-        <w:tab/>
-      </w:r>
-      <w:r>
-        <w:rPr>
-          <w:rFonts w:ascii="Nata Sans" w:cs="Nata Sans" w:eastAsia="Nata Sans" w:hAnsi="Nata Sans"/>
-          <w:rtl w:val="0"/>
-        </w:rPr>
-        <w:tab/>
-        <w:tab/>
-      </w:r>
-    </w:p>
-    <w:p>
-      <w:pPr>
-        <w:rPr>
-          <w:rFonts w:ascii="Nata Sans" w:cs="Nata Sans" w:eastAsia="Nata Sans" w:hAnsi="Nata Sans"/>
-        </w:rPr>
-      </w:pPr>
-      <w:r>
-        <w:rPr>
-          <w:rtl w:val="0"/>
-        </w:rPr>
-      </w:r>
-    </w:p>
-    <w:p>
-      <w:pPr>
-        <w:rPr>
-          <w:rFonts w:ascii="Nata Sans" w:cs="Nata Sans" w:eastAsia="Nata Sans" w:hAnsi="Nata Sans"/>
-        </w:rPr>
-      </w:pPr>
-      <w:r>
-        <w:rPr>
-          <w:rtl w:val="0"/>
-        </w:rPr>
-      </w:r>
-    </w:p>
-    <w:p>
-      <w:pPr>
-        <w:rPr>
-          <w:rFonts w:ascii="Nata Sans" w:cs="Nata Sans" w:eastAsia="Nata Sans" w:hAnsi="Nata Sans"/>
-        </w:rPr>
-      </w:pPr>
-      <w:r>
-        <w:rPr>
-          <w:rtl w:val="0"/>
-        </w:rPr>
-      </w:r>
-    </w:p>
-    <w:p>
-      <w:pPr>
-        <w:rPr>
-          <w:rFonts w:ascii="Nata Sans" w:cs="Nata Sans" w:eastAsia="Nata Sans" w:hAnsi="Nata Sans"/>
-        </w:rPr>
-      </w:pPr>
-      <w:r>
-        <w:rPr>
-          <w:rtl w:val="0"/>
-        </w:rPr>
-      </w:r>
-    </w:p>
-    <w:p>
-      <w:pPr>
-        <w:rPr>
-          <w:rFonts w:ascii="Nata Sans" w:cs="Nata Sans" w:eastAsia="Nata Sans" w:hAnsi="Nata Sans"/>
-        </w:rPr>
-      </w:pPr>
-      <w:r>
-        <w:rPr>
-          <w:rtl w:val="0"/>
-        </w:rPr>
-      </w:r>
-    </w:p>
-    <w:p>
-      <w:pPr>
-        <w:rPr>
-          <w:rFonts w:ascii="Nata Sans" w:cs="Nata Sans" w:eastAsia="Nata Sans" w:hAnsi="Nata Sans"/>
-        </w:rPr>
-      </w:pPr>
-      <w:r>
-        <w:rPr>
-          <w:rtl w:val="0"/>
-        </w:rPr>
-      </w:r>
-    </w:p>
-    <w:p>
-      <w:pPr>
-        <w:rPr>
-          <w:rFonts w:ascii="Nata Sans" w:cs="Nata Sans" w:eastAsia="Nata Sans" w:hAnsi="Nata Sans"/>
-        </w:rPr>
-      </w:pPr>
-      <w:r>
-        <w:rPr>
-          <w:rtl w:val="0"/>
-        </w:rPr>
-      </w:r>
-    </w:p>
-    <w:p>
-      <w:pPr>
-        <w:rPr>
-          <w:rFonts w:ascii="Nata Sans" w:cs="Nata Sans" w:eastAsia="Nata Sans" w:hAnsi="Nata Sans"/>
-        </w:rPr>
-      </w:pPr>
-      <w:r>
-        <w:rPr>
-          <w:rtl w:val="0"/>
-        </w:rPr>
-      </w:r>
-    </w:p>
-    <w:p>
-      <w:pPr>
-        <w:rPr>
-          <w:rFonts w:ascii="Nata Sans" w:cs="Nata Sans" w:eastAsia="Nata Sans" w:hAnsi="Nata Sans"/>
-        </w:rPr>
-      </w:pPr>
-      <w:r>
-        <w:rPr>
-          <w:rtl w:val="0"/>
-        </w:rPr>
-      </w:r>
-    </w:p>
-    <w:p>
-      <w:pPr>
-        <w:rPr>
-          <w:rFonts w:ascii="Nata Sans" w:cs="Nata Sans" w:eastAsia="Nata Sans" w:hAnsi="Nata Sans"/>
-        </w:rPr>
-      </w:pPr>
-      <w:r>
-        <w:rPr>
-          <w:rtl w:val="0"/>
-        </w:rPr>
-      </w:r>
-    </w:p>
-    <w:p>
-      <w:pPr>
-        <w:tabs>
-          <w:tab w:val="center" w:leader="none" w:pos="4932"/>
-        </w:tabs>
-        <w:rPr>
-          <w:rFonts w:ascii="Nata Sans" w:cs="Nata Sans" w:eastAsia="Nata Sans" w:hAnsi="Nata Sans"/>
-        </w:rPr>
       </w:pPr>
       <w:r>
         <w:rPr>
@@ -1827,7 +1637,6 @@
     <w:pPr>
       <w:keepNext w:val="0"/>
       <w:keepLines w:val="0"/>
-      <w:pageBreakBefore w:val="0"/>
       <w:widowControl w:val="1"/>
       <w:pBdr>
         <w:top w:space="0" w:sz="0" w:val="nil"/>
@@ -1890,7 +1699,6 @@
     <w:pPr>
       <w:keepNext w:val="0"/>
       <w:keepLines w:val="0"/>
-      <w:pageBreakBefore w:val="0"/>
       <w:widowControl w:val="1"/>
       <w:pBdr>
         <w:top w:space="0" w:sz="0" w:val="nil"/>
@@ -1947,7 +1755,6 @@
     <w:pPr>
       <w:keepNext w:val="0"/>
       <w:keepLines w:val="0"/>
-      <w:pageBreakBefore w:val="0"/>
       <w:widowControl w:val="1"/>
       <w:pBdr>
         <w:top w:space="0" w:sz="0" w:val="nil"/>
